--- a/docs/developpement/phases/word/PHASE_53_CAISSES_CONNECTEES_CORRESPONDANCES_AUTOMATIQUES_ET_SUGGEREES.docx
+++ b/docs/developpement/phases/word/PHASE_53_CAISSES_CONNECTEES_CORRESPONDANCES_AUTOMATIQUES_ET_SUGGEREES.docx
@@ -20,7 +20,7 @@
       <w:r>
         <w:t xml:space="preserve">FlaiX Expert · dossier de développement · généré le 2026-10-19 depuis le dépôt </w:t>
       </w:r>
-      <w:hyperlink w:history="1" r:id="rId2qmpdcb7fs5evamlbgszw">
+      <w:hyperlink w:history="1" r:id="rId4xinqctjlxiav4q0ze-d3">
         <w:r>
           <w:rPr>
             <w:rStyle w:val="Hyperlink"/>
@@ -577,7 +577,7 @@
           <w:numId w:val="2"/>
         </w:numPr>
       </w:pPr>
-      <w:hyperlink w:history="1" r:id="rIdsncz_hg2hokyvjl3osn6z">
+      <w:hyperlink w:history="1" r:id="rId2gjsvpd8zhfiwoatl21xh">
         <w:r>
           <w:rPr>
             <w:rStyle w:val="Hyperlink"/>
@@ -597,7 +597,7 @@
           <w:numId w:val="2"/>
         </w:numPr>
       </w:pPr>
-      <w:hyperlink w:history="1" r:id="rId_dis-imaxruujgawk49bn">
+      <w:hyperlink w:history="1" r:id="rId8qwlmpku4myxm67yj9s-a">
         <w:r>
           <w:rPr>
             <w:rStyle w:val="Hyperlink"/>
@@ -645,7 +645,7 @@
       <w:r>
         <w:t xml:space="preserve"> — créé — </w:t>
       </w:r>
-      <w:hyperlink w:history="1" r:id="rId9bpk6to0e9yjdzbfaisuj">
+      <w:hyperlink w:history="1" r:id="rIdf7ty6spd9zmkvwc2ybmda">
         <w:r>
           <w:rPr>
             <w:rStyle w:val="Hyperlink"/>
@@ -682,7 +682,7 @@
       <w:r>
         <w:t xml:space="preserve"> — modifié — </w:t>
       </w:r>
-      <w:hyperlink w:history="1" r:id="rIdbs21gekvvl3jnmkgp6ovh">
+      <w:hyperlink w:history="1" r:id="rIdi9yy64lewzdmxee_n0sxk">
         <w:r>
           <w:rPr>
             <w:rStyle w:val="Hyperlink"/>
@@ -711,7 +711,7 @@
       <w:r>
         <w:t xml:space="preserve"> — modifié — </w:t>
       </w:r>
-      <w:hyperlink w:history="1" r:id="rIdgdo5nyt1fvgkgvyecezyv">
+      <w:hyperlink w:history="1" r:id="rIdbnz_g4txkrh6leijfzm64">
         <w:r>
           <w:rPr>
             <w:rStyle w:val="Hyperlink"/>
@@ -748,7 +748,7 @@
       <w:r>
         <w:t xml:space="preserve"> — modifié — </w:t>
       </w:r>
-      <w:hyperlink w:history="1" r:id="rIdkogrf7kmbiojqnr1gvaf9">
+      <w:hyperlink w:history="1" r:id="rIdbrdbvtrva834sqyycr6o9">
         <w:r>
           <w:rPr>
             <w:rStyle w:val="Hyperlink"/>
@@ -777,7 +777,7 @@
       <w:r>
         <w:t xml:space="preserve"> — modifié — </w:t>
       </w:r>
-      <w:hyperlink w:history="1" r:id="rId5x_jse6jlfapz1yvsln4z">
+      <w:hyperlink w:history="1" r:id="rIdk9upxrtis9k-3z1lehz0w">
         <w:r>
           <w:rPr>
             <w:rStyle w:val="Hyperlink"/>
@@ -814,7 +814,7 @@
       <w:r>
         <w:t xml:space="preserve"> — modifié — </w:t>
       </w:r>
-      <w:hyperlink w:history="1" r:id="rId2q7jkc0ljre-h-af31t1y">
+      <w:hyperlink w:history="1" r:id="rIdgcbnhrjlahzmoeip6iagm">
         <w:r>
           <w:rPr>
             <w:rStyle w:val="Hyperlink"/>
@@ -851,7 +851,7 @@
       <w:r>
         <w:t xml:space="preserve"> — modifié — </w:t>
       </w:r>
-      <w:hyperlink w:history="1" r:id="rIdjov1pecpz1ug-4jgmnkvu">
+      <w:hyperlink w:history="1" r:id="rIdflh1xq47-jsnmwaomhwon">
         <w:r>
           <w:rPr>
             <w:rStyle w:val="Hyperlink"/>
@@ -880,7 +880,7 @@
       <w:r>
         <w:t xml:space="preserve"> — modifié — </w:t>
       </w:r>
-      <w:hyperlink w:history="1" r:id="rIdusy6mza0f4zpskrvzxv8d">
+      <w:hyperlink w:history="1" r:id="rIdfm5oo2wk8quepm5ddx1km">
         <w:r>
           <w:rPr>
             <w:rStyle w:val="Hyperlink"/>
@@ -909,7 +909,7 @@
       <w:r>
         <w:t xml:space="preserve"> — modifié — </w:t>
       </w:r>
-      <w:hyperlink w:history="1" r:id="rIdsqgx3dwpjhm5medsxwif5">
+      <w:hyperlink w:history="1" r:id="rIdbapkrzp-xq5dhgz4vf2sw">
         <w:r>
           <w:rPr>
             <w:rStyle w:val="Hyperlink"/>

--- a/docs/developpement/phases/word/PHASE_53_CAISSES_CONNECTEES_CORRESPONDANCES_AUTOMATIQUES_ET_SUGGEREES.docx
+++ b/docs/developpement/phases/word/PHASE_53_CAISSES_CONNECTEES_CORRESPONDANCES_AUTOMATIQUES_ET_SUGGEREES.docx
@@ -20,7 +20,7 @@
       <w:r>
         <w:t xml:space="preserve">FlaiX Expert · dossier de développement · généré le 2026-10-19 depuis le dépôt </w:t>
       </w:r>
-      <w:hyperlink w:history="1" r:id="rId4xinqctjlxiav4q0ze-d3">
+      <w:hyperlink w:history="1" r:id="rIdjuhxvxxpgxkc0-2iqq1f2">
         <w:r>
           <w:rPr>
             <w:rStyle w:val="Hyperlink"/>
@@ -577,7 +577,7 @@
           <w:numId w:val="2"/>
         </w:numPr>
       </w:pPr>
-      <w:hyperlink w:history="1" r:id="rId2gjsvpd8zhfiwoatl21xh">
+      <w:hyperlink w:history="1" r:id="rIdsdllhge29ys_3jvy_oi_9">
         <w:r>
           <w:rPr>
             <w:rStyle w:val="Hyperlink"/>
@@ -597,7 +597,7 @@
           <w:numId w:val="2"/>
         </w:numPr>
       </w:pPr>
-      <w:hyperlink w:history="1" r:id="rId8qwlmpku4myxm67yj9s-a">
+      <w:hyperlink w:history="1" r:id="rIdhosye4u-ah-f_auimh_vp">
         <w:r>
           <w:rPr>
             <w:rStyle w:val="Hyperlink"/>
@@ -645,7 +645,7 @@
       <w:r>
         <w:t xml:space="preserve"> — créé — </w:t>
       </w:r>
-      <w:hyperlink w:history="1" r:id="rIdf7ty6spd9zmkvwc2ybmda">
+      <w:hyperlink w:history="1" r:id="rId-zh8k2q8fylkhkezdw8-8">
         <w:r>
           <w:rPr>
             <w:rStyle w:val="Hyperlink"/>
@@ -682,7 +682,7 @@
       <w:r>
         <w:t xml:space="preserve"> — modifié — </w:t>
       </w:r>
-      <w:hyperlink w:history="1" r:id="rIdi9yy64lewzdmxee_n0sxk">
+      <w:hyperlink w:history="1" r:id="rIdtg7ws_gjq2v0emsj_ymuq">
         <w:r>
           <w:rPr>
             <w:rStyle w:val="Hyperlink"/>
@@ -711,7 +711,7 @@
       <w:r>
         <w:t xml:space="preserve"> — modifié — </w:t>
       </w:r>
-      <w:hyperlink w:history="1" r:id="rIdbnz_g4txkrh6leijfzm64">
+      <w:hyperlink w:history="1" r:id="rIdbpa7grysgc8damowrpokw">
         <w:r>
           <w:rPr>
             <w:rStyle w:val="Hyperlink"/>
@@ -748,7 +748,7 @@
       <w:r>
         <w:t xml:space="preserve"> — modifié — </w:t>
       </w:r>
-      <w:hyperlink w:history="1" r:id="rIdbrdbvtrva834sqyycr6o9">
+      <w:hyperlink w:history="1" r:id="rIdiba-c7n_0gg9eyth6q04b">
         <w:r>
           <w:rPr>
             <w:rStyle w:val="Hyperlink"/>
@@ -777,7 +777,7 @@
       <w:r>
         <w:t xml:space="preserve"> — modifié — </w:t>
       </w:r>
-      <w:hyperlink w:history="1" r:id="rIdk9upxrtis9k-3z1lehz0w">
+      <w:hyperlink w:history="1" r:id="rIdgwsrtm7llb8ub7p210mgh">
         <w:r>
           <w:rPr>
             <w:rStyle w:val="Hyperlink"/>
@@ -814,7 +814,7 @@
       <w:r>
         <w:t xml:space="preserve"> — modifié — </w:t>
       </w:r>
-      <w:hyperlink w:history="1" r:id="rIdgcbnhrjlahzmoeip6iagm">
+      <w:hyperlink w:history="1" r:id="rIdrwzcr5xmzna_kksg4a3fl">
         <w:r>
           <w:rPr>
             <w:rStyle w:val="Hyperlink"/>
@@ -851,7 +851,7 @@
       <w:r>
         <w:t xml:space="preserve"> — modifié — </w:t>
       </w:r>
-      <w:hyperlink w:history="1" r:id="rIdflh1xq47-jsnmwaomhwon">
+      <w:hyperlink w:history="1" r:id="rIdfbfv0inyx6h_dtl-du0fz">
         <w:r>
           <w:rPr>
             <w:rStyle w:val="Hyperlink"/>
@@ -880,7 +880,7 @@
       <w:r>
         <w:t xml:space="preserve"> — modifié — </w:t>
       </w:r>
-      <w:hyperlink w:history="1" r:id="rIdfm5oo2wk8quepm5ddx1km">
+      <w:hyperlink w:history="1" r:id="rIdwsozsokjsqg_8noybwgo-">
         <w:r>
           <w:rPr>
             <w:rStyle w:val="Hyperlink"/>
@@ -909,7 +909,7 @@
       <w:r>
         <w:t xml:space="preserve"> — modifié — </w:t>
       </w:r>
-      <w:hyperlink w:history="1" r:id="rIdbapkrzp-xq5dhgz4vf2sw">
+      <w:hyperlink w:history="1" r:id="rIdts5msooekfe_wy9xgo5ua">
         <w:r>
           <w:rPr>
             <w:rStyle w:val="Hyperlink"/>

--- a/docs/developpement/phases/word/PHASE_53_CAISSES_CONNECTEES_CORRESPONDANCES_AUTOMATIQUES_ET_SUGGEREES.docx
+++ b/docs/developpement/phases/word/PHASE_53_CAISSES_CONNECTEES_CORRESPONDANCES_AUTOMATIQUES_ET_SUGGEREES.docx
@@ -20,7 +20,7 @@
       <w:r>
         <w:t xml:space="preserve">FlaiX Expert · dossier de développement · généré le 2026-10-19 depuis le dépôt </w:t>
       </w:r>
-      <w:hyperlink w:history="1" r:id="rIdjuhxvxxpgxkc0-2iqq1f2">
+      <w:hyperlink w:history="1" r:id="rIdqvin_azckqybqm40w71lo">
         <w:r>
           <w:rPr>
             <w:rStyle w:val="Hyperlink"/>
@@ -577,7 +577,7 @@
           <w:numId w:val="2"/>
         </w:numPr>
       </w:pPr>
-      <w:hyperlink w:history="1" r:id="rIdsdllhge29ys_3jvy_oi_9">
+      <w:hyperlink w:history="1" r:id="rId8ebhy9tiwwsghnmtm6puy">
         <w:r>
           <w:rPr>
             <w:rStyle w:val="Hyperlink"/>
@@ -597,7 +597,7 @@
           <w:numId w:val="2"/>
         </w:numPr>
       </w:pPr>
-      <w:hyperlink w:history="1" r:id="rIdhosye4u-ah-f_auimh_vp">
+      <w:hyperlink w:history="1" r:id="rId3un3xwo6thtke38--e59x">
         <w:r>
           <w:rPr>
             <w:rStyle w:val="Hyperlink"/>
@@ -645,7 +645,7 @@
       <w:r>
         <w:t xml:space="preserve"> — créé — </w:t>
       </w:r>
-      <w:hyperlink w:history="1" r:id="rId-zh8k2q8fylkhkezdw8-8">
+      <w:hyperlink w:history="1" r:id="rIdso87v8puka3ttyfdo6jxd">
         <w:r>
           <w:rPr>
             <w:rStyle w:val="Hyperlink"/>
@@ -682,7 +682,7 @@
       <w:r>
         <w:t xml:space="preserve"> — modifié — </w:t>
       </w:r>
-      <w:hyperlink w:history="1" r:id="rIdtg7ws_gjq2v0emsj_ymuq">
+      <w:hyperlink w:history="1" r:id="rId2csar2__i2yxuxehb_drt">
         <w:r>
           <w:rPr>
             <w:rStyle w:val="Hyperlink"/>
@@ -711,7 +711,7 @@
       <w:r>
         <w:t xml:space="preserve"> — modifié — </w:t>
       </w:r>
-      <w:hyperlink w:history="1" r:id="rIdbpa7grysgc8damowrpokw">
+      <w:hyperlink w:history="1" r:id="rIdbqivve15rl18csmox-vks">
         <w:r>
           <w:rPr>
             <w:rStyle w:val="Hyperlink"/>
@@ -748,7 +748,7 @@
       <w:r>
         <w:t xml:space="preserve"> — modifié — </w:t>
       </w:r>
-      <w:hyperlink w:history="1" r:id="rIdiba-c7n_0gg9eyth6q04b">
+      <w:hyperlink w:history="1" r:id="rIdsmuchilzokmz0sqka3o-h">
         <w:r>
           <w:rPr>
             <w:rStyle w:val="Hyperlink"/>
@@ -777,7 +777,7 @@
       <w:r>
         <w:t xml:space="preserve"> — modifié — </w:t>
       </w:r>
-      <w:hyperlink w:history="1" r:id="rIdgwsrtm7llb8ub7p210mgh">
+      <w:hyperlink w:history="1" r:id="rId1ejdqlnktmfp1a7hoowuf">
         <w:r>
           <w:rPr>
             <w:rStyle w:val="Hyperlink"/>
@@ -814,7 +814,7 @@
       <w:r>
         <w:t xml:space="preserve"> — modifié — </w:t>
       </w:r>
-      <w:hyperlink w:history="1" r:id="rIdrwzcr5xmzna_kksg4a3fl">
+      <w:hyperlink w:history="1" r:id="rIdpvuure7khaon4nn9qhr3z">
         <w:r>
           <w:rPr>
             <w:rStyle w:val="Hyperlink"/>
@@ -851,7 +851,7 @@
       <w:r>
         <w:t xml:space="preserve"> — modifié — </w:t>
       </w:r>
-      <w:hyperlink w:history="1" r:id="rIdfbfv0inyx6h_dtl-du0fz">
+      <w:hyperlink w:history="1" r:id="rIdgajfq9xlwauxjhn0x_y91">
         <w:r>
           <w:rPr>
             <w:rStyle w:val="Hyperlink"/>
@@ -880,7 +880,7 @@
       <w:r>
         <w:t xml:space="preserve"> — modifié — </w:t>
       </w:r>
-      <w:hyperlink w:history="1" r:id="rIdwsozsokjsqg_8noybwgo-">
+      <w:hyperlink w:history="1" r:id="rIdxvz9wda_h-t3wyc4_15b_">
         <w:r>
           <w:rPr>
             <w:rStyle w:val="Hyperlink"/>
@@ -909,7 +909,7 @@
       <w:r>
         <w:t xml:space="preserve"> — modifié — </w:t>
       </w:r>
-      <w:hyperlink w:history="1" r:id="rIdts5msooekfe_wy9xgo5ua">
+      <w:hyperlink w:history="1" r:id="rId2mkiuplk26ipvb3nbrviz">
         <w:r>
           <w:rPr>
             <w:rStyle w:val="Hyperlink"/>

--- a/docs/developpement/phases/word/PHASE_53_CAISSES_CONNECTEES_CORRESPONDANCES_AUTOMATIQUES_ET_SUGGEREES.docx
+++ b/docs/developpement/phases/word/PHASE_53_CAISSES_CONNECTEES_CORRESPONDANCES_AUTOMATIQUES_ET_SUGGEREES.docx
@@ -20,7 +20,7 @@
       <w:r>
         <w:t xml:space="preserve">FlaiX Expert · dossier de développement · généré le 2026-10-19 depuis le dépôt </w:t>
       </w:r>
-      <w:hyperlink w:history="1" r:id="rIdqvin_azckqybqm40w71lo">
+      <w:hyperlink w:history="1" r:id="rIdzphgwxbirfncmncyr-aib">
         <w:r>
           <w:rPr>
             <w:rStyle w:val="Hyperlink"/>
@@ -577,7 +577,7 @@
           <w:numId w:val="2"/>
         </w:numPr>
       </w:pPr>
-      <w:hyperlink w:history="1" r:id="rId8ebhy9tiwwsghnmtm6puy">
+      <w:hyperlink w:history="1" r:id="rIdjb2rldmwijryyiiguanc8">
         <w:r>
           <w:rPr>
             <w:rStyle w:val="Hyperlink"/>
@@ -597,7 +597,7 @@
           <w:numId w:val="2"/>
         </w:numPr>
       </w:pPr>
-      <w:hyperlink w:history="1" r:id="rId3un3xwo6thtke38--e59x">
+      <w:hyperlink w:history="1" r:id="rIdv11b1myrgfxrde_crqyqk">
         <w:r>
           <w:rPr>
             <w:rStyle w:val="Hyperlink"/>
@@ -645,7 +645,7 @@
       <w:r>
         <w:t xml:space="preserve"> — créé — </w:t>
       </w:r>
-      <w:hyperlink w:history="1" r:id="rIdso87v8puka3ttyfdo6jxd">
+      <w:hyperlink w:history="1" r:id="rIduruthrm52i5whb4tbfu9v">
         <w:r>
           <w:rPr>
             <w:rStyle w:val="Hyperlink"/>
@@ -682,7 +682,7 @@
       <w:r>
         <w:t xml:space="preserve"> — modifié — </w:t>
       </w:r>
-      <w:hyperlink w:history="1" r:id="rId2csar2__i2yxuxehb_drt">
+      <w:hyperlink w:history="1" r:id="rIdth5-dnnjr68nfk44tpq17">
         <w:r>
           <w:rPr>
             <w:rStyle w:val="Hyperlink"/>
@@ -711,7 +711,7 @@
       <w:r>
         <w:t xml:space="preserve"> — modifié — </w:t>
       </w:r>
-      <w:hyperlink w:history="1" r:id="rIdbqivve15rl18csmox-vks">
+      <w:hyperlink w:history="1" r:id="rIdfzgyiouahk4c9cqnexulf">
         <w:r>
           <w:rPr>
             <w:rStyle w:val="Hyperlink"/>
@@ -748,7 +748,7 @@
       <w:r>
         <w:t xml:space="preserve"> — modifié — </w:t>
       </w:r>
-      <w:hyperlink w:history="1" r:id="rIdsmuchilzokmz0sqka3o-h">
+      <w:hyperlink w:history="1" r:id="rIdlcqoplsjujhcq8eknswnk">
         <w:r>
           <w:rPr>
             <w:rStyle w:val="Hyperlink"/>
@@ -777,7 +777,7 @@
       <w:r>
         <w:t xml:space="preserve"> — modifié — </w:t>
       </w:r>
-      <w:hyperlink w:history="1" r:id="rId1ejdqlnktmfp1a7hoowuf">
+      <w:hyperlink w:history="1" r:id="rId56rm_dxs2a0h42dj6swtx">
         <w:r>
           <w:rPr>
             <w:rStyle w:val="Hyperlink"/>
@@ -814,7 +814,7 @@
       <w:r>
         <w:t xml:space="preserve"> — modifié — </w:t>
       </w:r>
-      <w:hyperlink w:history="1" r:id="rIdpvuure7khaon4nn9qhr3z">
+      <w:hyperlink w:history="1" r:id="rIdj3qkf1l90fmmxufxuz9ga">
         <w:r>
           <w:rPr>
             <w:rStyle w:val="Hyperlink"/>
@@ -851,7 +851,7 @@
       <w:r>
         <w:t xml:space="preserve"> — modifié — </w:t>
       </w:r>
-      <w:hyperlink w:history="1" r:id="rIdgajfq9xlwauxjhn0x_y91">
+      <w:hyperlink w:history="1" r:id="rIdsy9w9twuklqzkvctzp70w">
         <w:r>
           <w:rPr>
             <w:rStyle w:val="Hyperlink"/>
@@ -880,7 +880,7 @@
       <w:r>
         <w:t xml:space="preserve"> — modifié — </w:t>
       </w:r>
-      <w:hyperlink w:history="1" r:id="rIdxvz9wda_h-t3wyc4_15b_">
+      <w:hyperlink w:history="1" r:id="rId4hs8uecfwck5ecnqfzfzm">
         <w:r>
           <w:rPr>
             <w:rStyle w:val="Hyperlink"/>
@@ -909,7 +909,7 @@
       <w:r>
         <w:t xml:space="preserve"> — modifié — </w:t>
       </w:r>
-      <w:hyperlink w:history="1" r:id="rId2mkiuplk26ipvb3nbrviz">
+      <w:hyperlink w:history="1" r:id="rId8sd471hns8pforr2jsch1">
         <w:r>
           <w:rPr>
             <w:rStyle w:val="Hyperlink"/>

--- a/docs/developpement/phases/word/PHASE_53_CAISSES_CONNECTEES_CORRESPONDANCES_AUTOMATIQUES_ET_SUGGEREES.docx
+++ b/docs/developpement/phases/word/PHASE_53_CAISSES_CONNECTEES_CORRESPONDANCES_AUTOMATIQUES_ET_SUGGEREES.docx
@@ -18,9 +18,9 @@
         <w:shd w:fill="F6F3FF" w:color="auto" w:val="clear"/>
       </w:pPr>
       <w:r>
-        <w:t xml:space="preserve">FlaiX Expert · dossier de développement · généré le 2026-10-19 depuis le dépôt </w:t>
-      </w:r>
-      <w:hyperlink w:history="1" r:id="rIdzphgwxbirfncmncyr-aib">
+        <w:t xml:space="preserve">FlaiX Expert · dossier de développement · généré le 2026-10-21 depuis le dépôt </w:t>
+      </w:r>
+      <w:hyperlink w:history="1" r:id="rIdpfrm9nvoscf9oxjtmoz8d">
         <w:r>
           <w:rPr>
             <w:rStyle w:val="Hyperlink"/>
@@ -577,7 +577,7 @@
           <w:numId w:val="2"/>
         </w:numPr>
       </w:pPr>
-      <w:hyperlink w:history="1" r:id="rIdjb2rldmwijryyiiguanc8">
+      <w:hyperlink w:history="1" r:id="rIdcc-b6fqtwe5wppkmoysh4">
         <w:r>
           <w:rPr>
             <w:rStyle w:val="Hyperlink"/>
@@ -597,7 +597,7 @@
           <w:numId w:val="2"/>
         </w:numPr>
       </w:pPr>
-      <w:hyperlink w:history="1" r:id="rIdv11b1myrgfxrde_crqyqk">
+      <w:hyperlink w:history="1" r:id="rIdwa4ol1czqsyjmddodezuo">
         <w:r>
           <w:rPr>
             <w:rStyle w:val="Hyperlink"/>
@@ -645,7 +645,7 @@
       <w:r>
         <w:t xml:space="preserve"> — créé — </w:t>
       </w:r>
-      <w:hyperlink w:history="1" r:id="rIduruthrm52i5whb4tbfu9v">
+      <w:hyperlink w:history="1" r:id="rIdz1nnjjkzajnvacmxjghom">
         <w:r>
           <w:rPr>
             <w:rStyle w:val="Hyperlink"/>
@@ -682,7 +682,7 @@
       <w:r>
         <w:t xml:space="preserve"> — modifié — </w:t>
       </w:r>
-      <w:hyperlink w:history="1" r:id="rIdth5-dnnjr68nfk44tpq17">
+      <w:hyperlink w:history="1" r:id="rIddig6y_47_x3jn2xqkv96z">
         <w:r>
           <w:rPr>
             <w:rStyle w:val="Hyperlink"/>
@@ -711,7 +711,7 @@
       <w:r>
         <w:t xml:space="preserve"> — modifié — </w:t>
       </w:r>
-      <w:hyperlink w:history="1" r:id="rIdfzgyiouahk4c9cqnexulf">
+      <w:hyperlink w:history="1" r:id="rIdqdngndubarv9ylz2vj7qr">
         <w:r>
           <w:rPr>
             <w:rStyle w:val="Hyperlink"/>
@@ -748,7 +748,7 @@
       <w:r>
         <w:t xml:space="preserve"> — modifié — </w:t>
       </w:r>
-      <w:hyperlink w:history="1" r:id="rIdlcqoplsjujhcq8eknswnk">
+      <w:hyperlink w:history="1" r:id="rIdfzbkx5eikwmlhyrjolcve">
         <w:r>
           <w:rPr>
             <w:rStyle w:val="Hyperlink"/>
@@ -777,7 +777,7 @@
       <w:r>
         <w:t xml:space="preserve"> — modifié — </w:t>
       </w:r>
-      <w:hyperlink w:history="1" r:id="rId56rm_dxs2a0h42dj6swtx">
+      <w:hyperlink w:history="1" r:id="rIdamiz0kzy1a5mpm0y3acig">
         <w:r>
           <w:rPr>
             <w:rStyle w:val="Hyperlink"/>
@@ -814,7 +814,7 @@
       <w:r>
         <w:t xml:space="preserve"> — modifié — </w:t>
       </w:r>
-      <w:hyperlink w:history="1" r:id="rIdj3qkf1l90fmmxufxuz9ga">
+      <w:hyperlink w:history="1" r:id="rId_c4nzukyqlwrdoexol3ah">
         <w:r>
           <w:rPr>
             <w:rStyle w:val="Hyperlink"/>
@@ -851,7 +851,7 @@
       <w:r>
         <w:t xml:space="preserve"> — modifié — </w:t>
       </w:r>
-      <w:hyperlink w:history="1" r:id="rIdsy9w9twuklqzkvctzp70w">
+      <w:hyperlink w:history="1" r:id="rId9bmefqbdbduosig3eoo0m">
         <w:r>
           <w:rPr>
             <w:rStyle w:val="Hyperlink"/>
@@ -880,7 +880,7 @@
       <w:r>
         <w:t xml:space="preserve"> — modifié — </w:t>
       </w:r>
-      <w:hyperlink w:history="1" r:id="rId4hs8uecfwck5ecnqfzfzm">
+      <w:hyperlink w:history="1" r:id="rIdaocsx7e9wbwe5mgprembu">
         <w:r>
           <w:rPr>
             <w:rStyle w:val="Hyperlink"/>
@@ -909,7 +909,7 @@
       <w:r>
         <w:t xml:space="preserve"> — modifié — </w:t>
       </w:r>
-      <w:hyperlink w:history="1" r:id="rId8sd471hns8pforr2jsch1">
+      <w:hyperlink w:history="1" r:id="rIdd2s1sls2qnbbuufyu7adc">
         <w:r>
           <w:rPr>
             <w:rStyle w:val="Hyperlink"/>

--- a/docs/developpement/phases/word/PHASE_53_CAISSES_CONNECTEES_CORRESPONDANCES_AUTOMATIQUES_ET_SUGGEREES.docx
+++ b/docs/developpement/phases/word/PHASE_53_CAISSES_CONNECTEES_CORRESPONDANCES_AUTOMATIQUES_ET_SUGGEREES.docx
@@ -20,7 +20,7 @@
       <w:r>
         <w:t xml:space="preserve">FlaiX Expert · dossier de développement · généré le 2026-10-21 depuis le dépôt </w:t>
       </w:r>
-      <w:hyperlink w:history="1" r:id="rIdpfrm9nvoscf9oxjtmoz8d">
+      <w:hyperlink w:history="1" r:id="rIdoxemlkaqvvqxb0aoad780">
         <w:r>
           <w:rPr>
             <w:rStyle w:val="Hyperlink"/>
@@ -577,7 +577,7 @@
           <w:numId w:val="2"/>
         </w:numPr>
       </w:pPr>
-      <w:hyperlink w:history="1" r:id="rIdcc-b6fqtwe5wppkmoysh4">
+      <w:hyperlink w:history="1" r:id="rIdjwnnkici5yodya_1i5qs8">
         <w:r>
           <w:rPr>
             <w:rStyle w:val="Hyperlink"/>
@@ -597,7 +597,7 @@
           <w:numId w:val="2"/>
         </w:numPr>
       </w:pPr>
-      <w:hyperlink w:history="1" r:id="rIdwa4ol1czqsyjmddodezuo">
+      <w:hyperlink w:history="1" r:id="rIdwqc0xubdplydni8r1q0mq">
         <w:r>
           <w:rPr>
             <w:rStyle w:val="Hyperlink"/>
@@ -645,7 +645,7 @@
       <w:r>
         <w:t xml:space="preserve"> — créé — </w:t>
       </w:r>
-      <w:hyperlink w:history="1" r:id="rIdz1nnjjkzajnvacmxjghom">
+      <w:hyperlink w:history="1" r:id="rId5obnecnmcorvvhwwddk1a">
         <w:r>
           <w:rPr>
             <w:rStyle w:val="Hyperlink"/>
@@ -682,7 +682,7 @@
       <w:r>
         <w:t xml:space="preserve"> — modifié — </w:t>
       </w:r>
-      <w:hyperlink w:history="1" r:id="rIddig6y_47_x3jn2xqkv96z">
+      <w:hyperlink w:history="1" r:id="rIdk89apj-wyxu4r041zaeod">
         <w:r>
           <w:rPr>
             <w:rStyle w:val="Hyperlink"/>
@@ -711,7 +711,7 @@
       <w:r>
         <w:t xml:space="preserve"> — modifié — </w:t>
       </w:r>
-      <w:hyperlink w:history="1" r:id="rIdqdngndubarv9ylz2vj7qr">
+      <w:hyperlink w:history="1" r:id="rId6s05v4sxibdrokkkn3pyi">
         <w:r>
           <w:rPr>
             <w:rStyle w:val="Hyperlink"/>
@@ -748,7 +748,7 @@
       <w:r>
         <w:t xml:space="preserve"> — modifié — </w:t>
       </w:r>
-      <w:hyperlink w:history="1" r:id="rIdfzbkx5eikwmlhyrjolcve">
+      <w:hyperlink w:history="1" r:id="rIdkpgv0agnvp-v6j7j35tbn">
         <w:r>
           <w:rPr>
             <w:rStyle w:val="Hyperlink"/>
@@ -777,7 +777,7 @@
       <w:r>
         <w:t xml:space="preserve"> — modifié — </w:t>
       </w:r>
-      <w:hyperlink w:history="1" r:id="rIdamiz0kzy1a5mpm0y3acig">
+      <w:hyperlink w:history="1" r:id="rIdskopclknr4g7yq9qyyx1c">
         <w:r>
           <w:rPr>
             <w:rStyle w:val="Hyperlink"/>
@@ -814,7 +814,7 @@
       <w:r>
         <w:t xml:space="preserve"> — modifié — </w:t>
       </w:r>
-      <w:hyperlink w:history="1" r:id="rId_c4nzukyqlwrdoexol3ah">
+      <w:hyperlink w:history="1" r:id="rId2v7hzxvst1gihpkmkaf3-">
         <w:r>
           <w:rPr>
             <w:rStyle w:val="Hyperlink"/>
@@ -851,7 +851,7 @@
       <w:r>
         <w:t xml:space="preserve"> — modifié — </w:t>
       </w:r>
-      <w:hyperlink w:history="1" r:id="rId9bmefqbdbduosig3eoo0m">
+      <w:hyperlink w:history="1" r:id="rIdwr-1dgpry6eeg-p7v_yzq">
         <w:r>
           <w:rPr>
             <w:rStyle w:val="Hyperlink"/>
@@ -880,7 +880,7 @@
       <w:r>
         <w:t xml:space="preserve"> — modifié — </w:t>
       </w:r>
-      <w:hyperlink w:history="1" r:id="rIdaocsx7e9wbwe5mgprembu">
+      <w:hyperlink w:history="1" r:id="rId34sejerd_pcolsa2kqqnk">
         <w:r>
           <w:rPr>
             <w:rStyle w:val="Hyperlink"/>
@@ -909,7 +909,7 @@
       <w:r>
         <w:t xml:space="preserve"> — modifié — </w:t>
       </w:r>
-      <w:hyperlink w:history="1" r:id="rIdd2s1sls2qnbbuufyu7adc">
+      <w:hyperlink w:history="1" r:id="rIdz61t4a2kybtwuwz8ywoyl">
         <w:r>
           <w:rPr>
             <w:rStyle w:val="Hyperlink"/>

--- a/docs/developpement/phases/word/PHASE_53_CAISSES_CONNECTEES_CORRESPONDANCES_AUTOMATIQUES_ET_SUGGEREES.docx
+++ b/docs/developpement/phases/word/PHASE_53_CAISSES_CONNECTEES_CORRESPONDANCES_AUTOMATIQUES_ET_SUGGEREES.docx
@@ -18,9 +18,9 @@
         <w:shd w:fill="F6F3FF" w:color="auto" w:val="clear"/>
       </w:pPr>
       <w:r>
-        <w:t xml:space="preserve">FlaiX Expert · dossier de développement · généré le 2026-10-21 depuis le dépôt </w:t>
-      </w:r>
-      <w:hyperlink w:history="1" r:id="rIdoxemlkaqvvqxb0aoad780">
+        <w:t xml:space="preserve">FlaiX Expert · dossier de développement · généré le 2026-10-23 depuis le dépôt </w:t>
+      </w:r>
+      <w:hyperlink w:history="1" r:id="rIdp5fredvom3kbvtzi52iab">
         <w:r>
           <w:rPr>
             <w:rStyle w:val="Hyperlink"/>
@@ -577,7 +577,7 @@
           <w:numId w:val="2"/>
         </w:numPr>
       </w:pPr>
-      <w:hyperlink w:history="1" r:id="rIdjwnnkici5yodya_1i5qs8">
+      <w:hyperlink w:history="1" r:id="rId8y2kmowalpyhwt-dj7qso">
         <w:r>
           <w:rPr>
             <w:rStyle w:val="Hyperlink"/>
@@ -597,7 +597,7 @@
           <w:numId w:val="2"/>
         </w:numPr>
       </w:pPr>
-      <w:hyperlink w:history="1" r:id="rIdwqc0xubdplydni8r1q0mq">
+      <w:hyperlink w:history="1" r:id="rIdho5sv3bepteocsyxtbdmz">
         <w:r>
           <w:rPr>
             <w:rStyle w:val="Hyperlink"/>
@@ -645,7 +645,7 @@
       <w:r>
         <w:t xml:space="preserve"> — créé — </w:t>
       </w:r>
-      <w:hyperlink w:history="1" r:id="rId5obnecnmcorvvhwwddk1a">
+      <w:hyperlink w:history="1" r:id="rId-smi2jbzmclukrl8bpz3w">
         <w:r>
           <w:rPr>
             <w:rStyle w:val="Hyperlink"/>
@@ -682,7 +682,7 @@
       <w:r>
         <w:t xml:space="preserve"> — modifié — </w:t>
       </w:r>
-      <w:hyperlink w:history="1" r:id="rIdk89apj-wyxu4r041zaeod">
+      <w:hyperlink w:history="1" r:id="rIdbcegc0ec1hc2dsmo8twmd">
         <w:r>
           <w:rPr>
             <w:rStyle w:val="Hyperlink"/>
@@ -711,7 +711,7 @@
       <w:r>
         <w:t xml:space="preserve"> — modifié — </w:t>
       </w:r>
-      <w:hyperlink w:history="1" r:id="rId6s05v4sxibdrokkkn3pyi">
+      <w:hyperlink w:history="1" r:id="rIdnhqkczocug0c6s1uyerzm">
         <w:r>
           <w:rPr>
             <w:rStyle w:val="Hyperlink"/>
@@ -748,7 +748,7 @@
       <w:r>
         <w:t xml:space="preserve"> — modifié — </w:t>
       </w:r>
-      <w:hyperlink w:history="1" r:id="rIdkpgv0agnvp-v6j7j35tbn">
+      <w:hyperlink w:history="1" r:id="rIdgtpswmrc0scdd_sh4-u5o">
         <w:r>
           <w:rPr>
             <w:rStyle w:val="Hyperlink"/>
@@ -777,7 +777,7 @@
       <w:r>
         <w:t xml:space="preserve"> — modifié — </w:t>
       </w:r>
-      <w:hyperlink w:history="1" r:id="rIdskopclknr4g7yq9qyyx1c">
+      <w:hyperlink w:history="1" r:id="rIdk7-8d1vjo-to9xojszsme">
         <w:r>
           <w:rPr>
             <w:rStyle w:val="Hyperlink"/>
@@ -814,7 +814,7 @@
       <w:r>
         <w:t xml:space="preserve"> — modifié — </w:t>
       </w:r>
-      <w:hyperlink w:history="1" r:id="rId2v7hzxvst1gihpkmkaf3-">
+      <w:hyperlink w:history="1" r:id="rIdrye5-frmczomzepzmptss">
         <w:r>
           <w:rPr>
             <w:rStyle w:val="Hyperlink"/>
@@ -851,7 +851,7 @@
       <w:r>
         <w:t xml:space="preserve"> — modifié — </w:t>
       </w:r>
-      <w:hyperlink w:history="1" r:id="rIdwr-1dgpry6eeg-p7v_yzq">
+      <w:hyperlink w:history="1" r:id="rId-0pzp7ti-jhi0_p00t_ek">
         <w:r>
           <w:rPr>
             <w:rStyle w:val="Hyperlink"/>
@@ -880,7 +880,7 @@
       <w:r>
         <w:t xml:space="preserve"> — modifié — </w:t>
       </w:r>
-      <w:hyperlink w:history="1" r:id="rId34sejerd_pcolsa2kqqnk">
+      <w:hyperlink w:history="1" r:id="rIdet9qvi78qzcroq26rqajh">
         <w:r>
           <w:rPr>
             <w:rStyle w:val="Hyperlink"/>
@@ -909,7 +909,7 @@
       <w:r>
         <w:t xml:space="preserve"> — modifié — </w:t>
       </w:r>
-      <w:hyperlink w:history="1" r:id="rIdz61t4a2kybtwuwz8ywoyl">
+      <w:hyperlink w:history="1" r:id="rIdioiyuxqb411_kkxkgwzsv">
         <w:r>
           <w:rPr>
             <w:rStyle w:val="Hyperlink"/>

--- a/docs/developpement/phases/word/PHASE_53_CAISSES_CONNECTEES_CORRESPONDANCES_AUTOMATIQUES_ET_SUGGEREES.docx
+++ b/docs/developpement/phases/word/PHASE_53_CAISSES_CONNECTEES_CORRESPONDANCES_AUTOMATIQUES_ET_SUGGEREES.docx
@@ -18,9 +18,9 @@
         <w:shd w:fill="F6F3FF" w:color="auto" w:val="clear"/>
       </w:pPr>
       <w:r>
-        <w:t xml:space="preserve">FlaiX Expert · dossier de développement · généré le 2026-10-23 depuis le dépôt </w:t>
-      </w:r>
-      <w:hyperlink w:history="1" r:id="rIdp5fredvom3kbvtzi52iab">
+        <w:t xml:space="preserve">FlaiX Expert · dossier de développement · généré le 2026-10-24 depuis le dépôt </w:t>
+      </w:r>
+      <w:hyperlink w:history="1" r:id="rId455vk7sdovtb-iore7fcc">
         <w:r>
           <w:rPr>
             <w:rStyle w:val="Hyperlink"/>
@@ -577,7 +577,7 @@
           <w:numId w:val="2"/>
         </w:numPr>
       </w:pPr>
-      <w:hyperlink w:history="1" r:id="rId8y2kmowalpyhwt-dj7qso">
+      <w:hyperlink w:history="1" r:id="rIdyapjlbebvse7se5qxy-xq">
         <w:r>
           <w:rPr>
             <w:rStyle w:val="Hyperlink"/>
@@ -597,7 +597,7 @@
           <w:numId w:val="2"/>
         </w:numPr>
       </w:pPr>
-      <w:hyperlink w:history="1" r:id="rIdho5sv3bepteocsyxtbdmz">
+      <w:hyperlink w:history="1" r:id="rId2toefps56yu0uakyggxtk">
         <w:r>
           <w:rPr>
             <w:rStyle w:val="Hyperlink"/>
@@ -645,7 +645,7 @@
       <w:r>
         <w:t xml:space="preserve"> — créé — </w:t>
       </w:r>
-      <w:hyperlink w:history="1" r:id="rId-smi2jbzmclukrl8bpz3w">
+      <w:hyperlink w:history="1" r:id="rId8lp_in7sparjatfez6gjz">
         <w:r>
           <w:rPr>
             <w:rStyle w:val="Hyperlink"/>
@@ -682,7 +682,7 @@
       <w:r>
         <w:t xml:space="preserve"> — modifié — </w:t>
       </w:r>
-      <w:hyperlink w:history="1" r:id="rIdbcegc0ec1hc2dsmo8twmd">
+      <w:hyperlink w:history="1" r:id="rIdlxubyc8a2jfctm-fogml0">
         <w:r>
           <w:rPr>
             <w:rStyle w:val="Hyperlink"/>
@@ -711,7 +711,7 @@
       <w:r>
         <w:t xml:space="preserve"> — modifié — </w:t>
       </w:r>
-      <w:hyperlink w:history="1" r:id="rIdnhqkczocug0c6s1uyerzm">
+      <w:hyperlink w:history="1" r:id="rId0dlw7ac6re0cbzmzvavmp">
         <w:r>
           <w:rPr>
             <w:rStyle w:val="Hyperlink"/>
@@ -748,7 +748,7 @@
       <w:r>
         <w:t xml:space="preserve"> — modifié — </w:t>
       </w:r>
-      <w:hyperlink w:history="1" r:id="rIdgtpswmrc0scdd_sh4-u5o">
+      <w:hyperlink w:history="1" r:id="rIdquh1y2l74fxwj6m-_wu7n">
         <w:r>
           <w:rPr>
             <w:rStyle w:val="Hyperlink"/>
@@ -777,7 +777,7 @@
       <w:r>
         <w:t xml:space="preserve"> — modifié — </w:t>
       </w:r>
-      <w:hyperlink w:history="1" r:id="rIdk7-8d1vjo-to9xojszsme">
+      <w:hyperlink w:history="1" r:id="rId18opcketurzxwsrq9dx32">
         <w:r>
           <w:rPr>
             <w:rStyle w:val="Hyperlink"/>
@@ -814,7 +814,7 @@
       <w:r>
         <w:t xml:space="preserve"> — modifié — </w:t>
       </w:r>
-      <w:hyperlink w:history="1" r:id="rIdrye5-frmczomzepzmptss">
+      <w:hyperlink w:history="1" r:id="rIdhmsxspgsxkjhrbvqapb6c">
         <w:r>
           <w:rPr>
             <w:rStyle w:val="Hyperlink"/>
@@ -851,7 +851,7 @@
       <w:r>
         <w:t xml:space="preserve"> — modifié — </w:t>
       </w:r>
-      <w:hyperlink w:history="1" r:id="rId-0pzp7ti-jhi0_p00t_ek">
+      <w:hyperlink w:history="1" r:id="rIdoaqajzd3xx6vvqvnf3zv8">
         <w:r>
           <w:rPr>
             <w:rStyle w:val="Hyperlink"/>
@@ -880,7 +880,7 @@
       <w:r>
         <w:t xml:space="preserve"> — modifié — </w:t>
       </w:r>
-      <w:hyperlink w:history="1" r:id="rIdet9qvi78qzcroq26rqajh">
+      <w:hyperlink w:history="1" r:id="rIdvbzh7shodpt-1ajd-5xpx">
         <w:r>
           <w:rPr>
             <w:rStyle w:val="Hyperlink"/>
@@ -909,7 +909,7 @@
       <w:r>
         <w:t xml:space="preserve"> — modifié — </w:t>
       </w:r>
-      <w:hyperlink w:history="1" r:id="rIdioiyuxqb411_kkxkgwzsv">
+      <w:hyperlink w:history="1" r:id="rIdhfmuepiw1kyehp7is0mfx">
         <w:r>
           <w:rPr>
             <w:rStyle w:val="Hyperlink"/>

--- a/docs/developpement/phases/word/PHASE_53_CAISSES_CONNECTEES_CORRESPONDANCES_AUTOMATIQUES_ET_SUGGEREES.docx
+++ b/docs/developpement/phases/word/PHASE_53_CAISSES_CONNECTEES_CORRESPONDANCES_AUTOMATIQUES_ET_SUGGEREES.docx
@@ -18,9 +18,9 @@
         <w:shd w:fill="F6F3FF" w:color="auto" w:val="clear"/>
       </w:pPr>
       <w:r>
-        <w:t xml:space="preserve">FlaiX Expert · dossier de développement · généré le 2026-10-24 depuis le dépôt </w:t>
-      </w:r>
-      <w:hyperlink w:history="1" r:id="rId455vk7sdovtb-iore7fcc">
+        <w:t xml:space="preserve">FlaiX Expert · dossier de développement · généré le 2026-10-25 depuis le dépôt </w:t>
+      </w:r>
+      <w:hyperlink w:history="1" r:id="rIdjaqskyt556twkorthsmxn">
         <w:r>
           <w:rPr>
             <w:rStyle w:val="Hyperlink"/>
@@ -577,7 +577,7 @@
           <w:numId w:val="2"/>
         </w:numPr>
       </w:pPr>
-      <w:hyperlink w:history="1" r:id="rIdyapjlbebvse7se5qxy-xq">
+      <w:hyperlink w:history="1" r:id="rIdrizhm5bl8icswckyzgzjs">
         <w:r>
           <w:rPr>
             <w:rStyle w:val="Hyperlink"/>
@@ -597,7 +597,7 @@
           <w:numId w:val="2"/>
         </w:numPr>
       </w:pPr>
-      <w:hyperlink w:history="1" r:id="rId2toefps56yu0uakyggxtk">
+      <w:hyperlink w:history="1" r:id="rIdad-slgejcytlkit9ejh72">
         <w:r>
           <w:rPr>
             <w:rStyle w:val="Hyperlink"/>
@@ -645,7 +645,7 @@
       <w:r>
         <w:t xml:space="preserve"> — créé — </w:t>
       </w:r>
-      <w:hyperlink w:history="1" r:id="rId8lp_in7sparjatfez6gjz">
+      <w:hyperlink w:history="1" r:id="rIdnmpuev76gxewo9s40vud6">
         <w:r>
           <w:rPr>
             <w:rStyle w:val="Hyperlink"/>
@@ -682,7 +682,7 @@
       <w:r>
         <w:t xml:space="preserve"> — modifié — </w:t>
       </w:r>
-      <w:hyperlink w:history="1" r:id="rIdlxubyc8a2jfctm-fogml0">
+      <w:hyperlink w:history="1" r:id="rIdsh3aeud5wis3ye3alcuo8">
         <w:r>
           <w:rPr>
             <w:rStyle w:val="Hyperlink"/>
@@ -711,7 +711,7 @@
       <w:r>
         <w:t xml:space="preserve"> — modifié — </w:t>
       </w:r>
-      <w:hyperlink w:history="1" r:id="rId0dlw7ac6re0cbzmzvavmp">
+      <w:hyperlink w:history="1" r:id="rIdn8txwinjejgizopmt45m_">
         <w:r>
           <w:rPr>
             <w:rStyle w:val="Hyperlink"/>
@@ -748,7 +748,7 @@
       <w:r>
         <w:t xml:space="preserve"> — modifié — </w:t>
       </w:r>
-      <w:hyperlink w:history="1" r:id="rIdquh1y2l74fxwj6m-_wu7n">
+      <w:hyperlink w:history="1" r:id="rIdi35m1rymw1jey71fsit4m">
         <w:r>
           <w:rPr>
             <w:rStyle w:val="Hyperlink"/>
@@ -777,7 +777,7 @@
       <w:r>
         <w:t xml:space="preserve"> — modifié — </w:t>
       </w:r>
-      <w:hyperlink w:history="1" r:id="rId18opcketurzxwsrq9dx32">
+      <w:hyperlink w:history="1" r:id="rIdpvketr7jjrftw8n0-pdwi">
         <w:r>
           <w:rPr>
             <w:rStyle w:val="Hyperlink"/>
@@ -814,7 +814,7 @@
       <w:r>
         <w:t xml:space="preserve"> — modifié — </w:t>
       </w:r>
-      <w:hyperlink w:history="1" r:id="rIdhmsxspgsxkjhrbvqapb6c">
+      <w:hyperlink w:history="1" r:id="rIdjanhawlh13xoxx5jazbs1">
         <w:r>
           <w:rPr>
             <w:rStyle w:val="Hyperlink"/>
@@ -851,7 +851,7 @@
       <w:r>
         <w:t xml:space="preserve"> — modifié — </w:t>
       </w:r>
-      <w:hyperlink w:history="1" r:id="rIdoaqajzd3xx6vvqvnf3zv8">
+      <w:hyperlink w:history="1" r:id="rIdsg6ggrindgytwccuxtdfy">
         <w:r>
           <w:rPr>
             <w:rStyle w:val="Hyperlink"/>
@@ -880,7 +880,7 @@
       <w:r>
         <w:t xml:space="preserve"> — modifié — </w:t>
       </w:r>
-      <w:hyperlink w:history="1" r:id="rIdvbzh7shodpt-1ajd-5xpx">
+      <w:hyperlink w:history="1" r:id="rIdhhq5hlea8ob3gwaewmuux">
         <w:r>
           <w:rPr>
             <w:rStyle w:val="Hyperlink"/>
@@ -909,7 +909,7 @@
       <w:r>
         <w:t xml:space="preserve"> — modifié — </w:t>
       </w:r>
-      <w:hyperlink w:history="1" r:id="rIdhfmuepiw1kyehp7is0mfx">
+      <w:hyperlink w:history="1" r:id="rIdommt0wfhuawxhwxpo71wd">
         <w:r>
           <w:rPr>
             <w:rStyle w:val="Hyperlink"/>

--- a/docs/developpement/phases/word/PHASE_53_CAISSES_CONNECTEES_CORRESPONDANCES_AUTOMATIQUES_ET_SUGGEREES.docx
+++ b/docs/developpement/phases/word/PHASE_53_CAISSES_CONNECTEES_CORRESPONDANCES_AUTOMATIQUES_ET_SUGGEREES.docx
@@ -20,7 +20,7 @@
       <w:r>
         <w:t xml:space="preserve">FlaiX Expert · dossier de développement · généré le 2026-10-25 depuis le dépôt </w:t>
       </w:r>
-      <w:hyperlink w:history="1" r:id="rIdjaqskyt556twkorthsmxn">
+      <w:hyperlink w:history="1" r:id="rIddzxmvncfo7ljzpuj_tqpw">
         <w:r>
           <w:rPr>
             <w:rStyle w:val="Hyperlink"/>
@@ -577,7 +577,7 @@
           <w:numId w:val="2"/>
         </w:numPr>
       </w:pPr>
-      <w:hyperlink w:history="1" r:id="rIdrizhm5bl8icswckyzgzjs">
+      <w:hyperlink w:history="1" r:id="rIdr5rudaadb2612c72efzpx">
         <w:r>
           <w:rPr>
             <w:rStyle w:val="Hyperlink"/>
@@ -597,7 +597,7 @@
           <w:numId w:val="2"/>
         </w:numPr>
       </w:pPr>
-      <w:hyperlink w:history="1" r:id="rIdad-slgejcytlkit9ejh72">
+      <w:hyperlink w:history="1" r:id="rIdlu23ihh6a-3ke6y1sv1o9">
         <w:r>
           <w:rPr>
             <w:rStyle w:val="Hyperlink"/>
@@ -645,7 +645,7 @@
       <w:r>
         <w:t xml:space="preserve"> — créé — </w:t>
       </w:r>
-      <w:hyperlink w:history="1" r:id="rIdnmpuev76gxewo9s40vud6">
+      <w:hyperlink w:history="1" r:id="rIdpc_pdknbq5fnsq9yaqxj_">
         <w:r>
           <w:rPr>
             <w:rStyle w:val="Hyperlink"/>
@@ -682,7 +682,7 @@
       <w:r>
         <w:t xml:space="preserve"> — modifié — </w:t>
       </w:r>
-      <w:hyperlink w:history="1" r:id="rIdsh3aeud5wis3ye3alcuo8">
+      <w:hyperlink w:history="1" r:id="rIdq-mxnxte-ycugq5fqf-qc">
         <w:r>
           <w:rPr>
             <w:rStyle w:val="Hyperlink"/>
@@ -711,7 +711,7 @@
       <w:r>
         <w:t xml:space="preserve"> — modifié — </w:t>
       </w:r>
-      <w:hyperlink w:history="1" r:id="rIdn8txwinjejgizopmt45m_">
+      <w:hyperlink w:history="1" r:id="rIdq2fh7a0bxk21oyex8qu3f">
         <w:r>
           <w:rPr>
             <w:rStyle w:val="Hyperlink"/>
@@ -748,7 +748,7 @@
       <w:r>
         <w:t xml:space="preserve"> — modifié — </w:t>
       </w:r>
-      <w:hyperlink w:history="1" r:id="rIdi35m1rymw1jey71fsit4m">
+      <w:hyperlink w:history="1" r:id="rIdt7mdxazvi-0eqijtk8v7y">
         <w:r>
           <w:rPr>
             <w:rStyle w:val="Hyperlink"/>
@@ -777,7 +777,7 @@
       <w:r>
         <w:t xml:space="preserve"> — modifié — </w:t>
       </w:r>
-      <w:hyperlink w:history="1" r:id="rIdpvketr7jjrftw8n0-pdwi">
+      <w:hyperlink w:history="1" r:id="rId-wa_ege1a0gejtpl3unky">
         <w:r>
           <w:rPr>
             <w:rStyle w:val="Hyperlink"/>
@@ -814,7 +814,7 @@
       <w:r>
         <w:t xml:space="preserve"> — modifié — </w:t>
       </w:r>
-      <w:hyperlink w:history="1" r:id="rIdjanhawlh13xoxx5jazbs1">
+      <w:hyperlink w:history="1" r:id="rIdiuuywb7za8adf81qbsbqi">
         <w:r>
           <w:rPr>
             <w:rStyle w:val="Hyperlink"/>
@@ -851,7 +851,7 @@
       <w:r>
         <w:t xml:space="preserve"> — modifié — </w:t>
       </w:r>
-      <w:hyperlink w:history="1" r:id="rIdsg6ggrindgytwccuxtdfy">
+      <w:hyperlink w:history="1" r:id="rIdd3l28sdg1n5yybzcb-vam">
         <w:r>
           <w:rPr>
             <w:rStyle w:val="Hyperlink"/>
@@ -880,7 +880,7 @@
       <w:r>
         <w:t xml:space="preserve"> — modifié — </w:t>
       </w:r>
-      <w:hyperlink w:history="1" r:id="rIdhhq5hlea8ob3gwaewmuux">
+      <w:hyperlink w:history="1" r:id="rIdvhbc8kipltmr4_hbinn7r">
         <w:r>
           <w:rPr>
             <w:rStyle w:val="Hyperlink"/>
@@ -909,7 +909,7 @@
       <w:r>
         <w:t xml:space="preserve"> — modifié — </w:t>
       </w:r>
-      <w:hyperlink w:history="1" r:id="rIdommt0wfhuawxhwxpo71wd">
+      <w:hyperlink w:history="1" r:id="rIdww5grq6vgr9fccbam0zdr">
         <w:r>
           <w:rPr>
             <w:rStyle w:val="Hyperlink"/>

--- a/docs/developpement/phases/word/PHASE_53_CAISSES_CONNECTEES_CORRESPONDANCES_AUTOMATIQUES_ET_SUGGEREES.docx
+++ b/docs/developpement/phases/word/PHASE_53_CAISSES_CONNECTEES_CORRESPONDANCES_AUTOMATIQUES_ET_SUGGEREES.docx
@@ -20,7 +20,7 @@
       <w:r>
         <w:t xml:space="preserve">FlaiX Expert · dossier de développement · généré le 2026-10-25 depuis le dépôt </w:t>
       </w:r>
-      <w:hyperlink w:history="1" r:id="rIddzxmvncfo7ljzpuj_tqpw">
+      <w:hyperlink w:history="1" r:id="rIdse51gx7dbkyzuh7eraoph">
         <w:r>
           <w:rPr>
             <w:rStyle w:val="Hyperlink"/>
@@ -577,7 +577,7 @@
           <w:numId w:val="2"/>
         </w:numPr>
       </w:pPr>
-      <w:hyperlink w:history="1" r:id="rIdr5rudaadb2612c72efzpx">
+      <w:hyperlink w:history="1" r:id="rIdum_urkh-w7zq6tgs-gz2r">
         <w:r>
           <w:rPr>
             <w:rStyle w:val="Hyperlink"/>
@@ -597,7 +597,7 @@
           <w:numId w:val="2"/>
         </w:numPr>
       </w:pPr>
-      <w:hyperlink w:history="1" r:id="rIdlu23ihh6a-3ke6y1sv1o9">
+      <w:hyperlink w:history="1" r:id="rIdx4xly3heipkozan5_qtv-">
         <w:r>
           <w:rPr>
             <w:rStyle w:val="Hyperlink"/>
@@ -645,7 +645,7 @@
       <w:r>
         <w:t xml:space="preserve"> — créé — </w:t>
       </w:r>
-      <w:hyperlink w:history="1" r:id="rIdpc_pdknbq5fnsq9yaqxj_">
+      <w:hyperlink w:history="1" r:id="rIdjaaod8p5c1kuto8527hyp">
         <w:r>
           <w:rPr>
             <w:rStyle w:val="Hyperlink"/>
@@ -682,7 +682,7 @@
       <w:r>
         <w:t xml:space="preserve"> — modifié — </w:t>
       </w:r>
-      <w:hyperlink w:history="1" r:id="rIdq-mxnxte-ycugq5fqf-qc">
+      <w:hyperlink w:history="1" r:id="rIdaba2dalqupjwtwq7t937v">
         <w:r>
           <w:rPr>
             <w:rStyle w:val="Hyperlink"/>
@@ -711,7 +711,7 @@
       <w:r>
         <w:t xml:space="preserve"> — modifié — </w:t>
       </w:r>
-      <w:hyperlink w:history="1" r:id="rIdq2fh7a0bxk21oyex8qu3f">
+      <w:hyperlink w:history="1" r:id="rIdffvfhoknwqctgfw8gumcl">
         <w:r>
           <w:rPr>
             <w:rStyle w:val="Hyperlink"/>
@@ -748,7 +748,7 @@
       <w:r>
         <w:t xml:space="preserve"> — modifié — </w:t>
       </w:r>
-      <w:hyperlink w:history="1" r:id="rIdt7mdxazvi-0eqijtk8v7y">
+      <w:hyperlink w:history="1" r:id="rIdbt7kvwwwjusqseolbgb34">
         <w:r>
           <w:rPr>
             <w:rStyle w:val="Hyperlink"/>
@@ -777,7 +777,7 @@
       <w:r>
         <w:t xml:space="preserve"> — modifié — </w:t>
       </w:r>
-      <w:hyperlink w:history="1" r:id="rId-wa_ege1a0gejtpl3unky">
+      <w:hyperlink w:history="1" r:id="rIdqd1ciqsa_rox7qgwulcnm">
         <w:r>
           <w:rPr>
             <w:rStyle w:val="Hyperlink"/>
@@ -814,7 +814,7 @@
       <w:r>
         <w:t xml:space="preserve"> — modifié — </w:t>
       </w:r>
-      <w:hyperlink w:history="1" r:id="rIdiuuywb7za8adf81qbsbqi">
+      <w:hyperlink w:history="1" r:id="rIdofgs2-cz87ibaqhbq-2vf">
         <w:r>
           <w:rPr>
             <w:rStyle w:val="Hyperlink"/>
@@ -851,7 +851,7 @@
       <w:r>
         <w:t xml:space="preserve"> — modifié — </w:t>
       </w:r>
-      <w:hyperlink w:history="1" r:id="rIdd3l28sdg1n5yybzcb-vam">
+      <w:hyperlink w:history="1" r:id="rId6vymkev7ogkazcvu_sqza">
         <w:r>
           <w:rPr>
             <w:rStyle w:val="Hyperlink"/>
@@ -880,7 +880,7 @@
       <w:r>
         <w:t xml:space="preserve"> — modifié — </w:t>
       </w:r>
-      <w:hyperlink w:history="1" r:id="rIdvhbc8kipltmr4_hbinn7r">
+      <w:hyperlink w:history="1" r:id="rIdqbnxf44agzxtxh44unwoy">
         <w:r>
           <w:rPr>
             <w:rStyle w:val="Hyperlink"/>
@@ -909,7 +909,7 @@
       <w:r>
         <w:t xml:space="preserve"> — modifié — </w:t>
       </w:r>
-      <w:hyperlink w:history="1" r:id="rIdww5grq6vgr9fccbam0zdr">
+      <w:hyperlink w:history="1" r:id="rIdrklrvpzdgfyrlat3kd43k">
         <w:r>
           <w:rPr>
             <w:rStyle w:val="Hyperlink"/>
